--- a/docx/203.Xem danh sách thông báo_SRS_AI_Generated.docx
+++ b/docx/203.Xem danh sách thông báo_SRS_AI_Generated.docx
@@ -184,7 +184,7 @@
         </w:numPr>
       </w:pPr>
       <w:r>
-        <w:t xml:space="preserve">Truy cập trang thông qua: click link "Xem tất cả thông báo" trong dropdown panel (UC202.MH02), hoặc truy cập trực tiếp URL </w:t>
+        <w:t xml:space="preserve">Truy cập trang thông qua: click liên kết "Xem tất cả thông báo" trong danh sách thả xuống panel (UC202.MH02), hoặc truy cập trực tiếp URL </w:t>
       </w:r>
       <w:r>
         <w:rPr>
@@ -258,7 +258,7 @@
     </w:p>
     <w:p>
       <w:r>
-        <w:t xml:space="preserve">Trang đầy đủ "/thong-bao" hiển thị toàn bộ trung tâm quản lý thông báo cá nhân. Bố cục chia làm 2 cột: cột trái là sidebar lọc/thống kê, cột phải là danh sách thông báo chính với thanh công cụ và phân trang.</w:t>
+        <w:t xml:space="preserve">Trang đầy đủ "/thong-bao" hiển thị toàn bộ trung tâm quản lý thông báo cá nhân. Bố cục chia làm 2 cột: cột trái là thanh bên lọc/thống kê, cột phải là danh sách thông báo chính với thanh công cụ và phân trang.</w:t>
       </w:r>
     </w:p>
     <w:p>
@@ -677,7 +677,7 @@
                 <w:sz w:val="18"/>
                 <w:szCs w:val="18"/>
               </w:rPr>
-              <w:t xml:space="preserve"> (đã đánh dấu sao). Mỗi tab có badge số tương ứng (ví dụ: "Chưa đọc (12)"). Tab active có underline màu xanh #3182CE.</w:t>
+              <w:t xml:space="preserve"> (đã đánh dấu sao). Mỗi tab có nhãn số tương ứng (ví dụ: "Chưa đọc (12)"). Tab active có underline màu xanh #3182CE.</w:t>
             </w:r>
           </w:p>
         </w:tc>
@@ -782,7 +782,7 @@
                 <w:sz w:val="18"/>
                 <w:szCs w:val="18"/>
               </w:rPr>
-              <w:t xml:space="preserve">Ô tìm kiếm full-width bên trên danh sách (chi tiết xem UC209.MH01). Icon kính lúp bên trái, nút X xóa bên phải khi có nội dung.</w:t>
+              <w:t xml:space="preserve">Ô tìm kiếm full-width bên trên danh sách (chi tiết xem UC209.MH01). biểu tượng kính lúp bên trái, nút X xóa bên phải khi có nội dung.</w:t>
             </w:r>
           </w:p>
         </w:tc>
@@ -887,7 +887,7 @@
                 <w:sz w:val="18"/>
                 <w:szCs w:val="18"/>
               </w:rPr>
-              <w:t xml:space="preserve">Hiển thị khi có ít nhất 1 thông báo được chọn (checkbox). Gồm: "Đã chọn X thông báo" + nút "Đánh dấu đã đọc" + nút "Đánh dấu chưa đọc" + nút "Đánh dấu quan trọng" + nút "Xóa đã chọn" (màu đỏ). Hiệu ứng slide-down khi xuất hiện.</w:t>
+              <w:t xml:space="preserve">Hiển thị khi có ít nhất 1 thông báo được chọn (hộp kiểm). Gồm: "Đã chọn X thông báo" + nút "Đánh dấu đã đọc" + nút "Đánh dấu chưa đọc" + nút "Đánh dấu quan trọng" + nút "Xóa đã chọn" (màu đỏ). Hiệu ứng slide-down khi xuất hiện.</w:t>
             </w:r>
           </w:p>
         </w:tc>
@@ -1561,7 +1561,7 @@
                 <w:sz w:val="18"/>
                 <w:szCs w:val="18"/>
               </w:rPr>
-              <w:t xml:space="preserve">Click checkbox đầu dòng của từng thông báo để chọn. Click "Chọn tất cả" để chọn toàn trang. Khi có thông báo được chọn, thanh công cụ hàng loạt xuất hiện phía trên.</w:t>
+              <w:t xml:space="preserve">Click hộp kiểm đầu dòng của từng thông báo để chọn. Click "Chọn tất cả" để chọn toàn trang. Khi có thông báo được chọn, thanh công cụ hàng loạt xuất hiện phía trên.</w:t>
             </w:r>
           </w:p>
         </w:tc>
@@ -1646,7 +1646,7 @@
                 <w:sz w:val="18"/>
                 <w:szCs w:val="18"/>
               </w:rPr>
-              <w:t xml:space="preserve">Click nút "Đánh dấu tất cả đã đọc" (hoặc trong thanh hàng loạt) → gọi API → cập nhật giao diện → badge trên header về 0 → hiển thị toast thành công.</w:t>
+              <w:t xml:space="preserve">Click nút "Đánh dấu tất cả đã đọc" (hoặc trong thanh hàng loạt) → gọi API → cập nhật giao diện → nhãn trên phần đầu trang về 0 → hiển thị thông báo nhỏ thành công.</w:t>
             </w:r>
           </w:p>
         </w:tc>
@@ -1731,7 +1731,7 @@
                 <w:sz w:val="18"/>
                 <w:szCs w:val="18"/>
               </w:rPr>
-              <w:t xml:space="preserve">Phân trang số (1, 2, 3...) hoặc nút "Tải thêm" dạng infinite scroll. Mặc định 20 thông báo/trang. Khi lọc/tìm kiếm, phân trang reset về trang 1.</w:t>
+              <w:t xml:space="preserve">Phân trang số (1, 2, 3...) hoặc nút "Tải thêm" dạng infinite cuộn trang. Mặc định 20 thông báo/trang. Khi lọc/tìm kiếm, phân trang reset về trang 1.</w:t>
             </w:r>
           </w:p>
         </w:tc>
@@ -1816,7 +1816,7 @@
                 <w:sz w:val="18"/>
                 <w:szCs w:val="18"/>
               </w:rPr>
-              <w:t xml:space="preserve">Dropdown "Sắp xếp theo": Mới nhất (mặc định), Cũ nhất, Quan trọng trước, Chưa đọc trước.</w:t>
+              <w:t xml:space="preserve">danh sách thả xuống "Sắp xếp theo": Mới nhất (mặc định), Cũ nhất, Quan trọng trước, Chưa đọc trước.</w:t>
             </w:r>
           </w:p>
         </w:tc>
@@ -1875,7 +1875,7 @@
     </w:p>
     <w:p>
       <w:r>
-        <w:t xml:space="preserve">Mỗi thông báo trong danh sách hiển thị dưới dạng một card/row đầy đủ thông tin. Thiết kế tương tự Gmail: bold = chưa đọc, normal = đã đọc, highlight nền khi hover.</w:t>
+        <w:t xml:space="preserve">Mỗi thông báo trong danh sách hiển thị dưới dạng một card/row đầy đủ thông tin. Thiết kế tương tự Gmail: bold = chưa đọc, normal = đã đọc, highlight nền khi rê chuột.</w:t>
       </w:r>
     </w:p>
     <w:p>
@@ -2141,7 +2141,7 @@
                 <w:sz w:val="18"/>
                 <w:szCs w:val="18"/>
               </w:rPr>
-              <w:t xml:space="preserve">Checkbox 16x16px ở đầu mỗi row. Ẩn khi không hover, hiện khi hover vào row (giống Gmail). Sau khi check thì luôn hiển thị.</w:t>
+              <w:t xml:space="preserve">hộp kiểm 16x16px ở đầu mỗi row. Ẩn khi không rê chuột, hiện khi rê chuột vào row (giống Gmail). Sau khi check thì luôn hiển thị.</w:t>
             </w:r>
           </w:p>
         </w:tc>
@@ -2246,7 +2246,7 @@
                 <w:sz w:val="18"/>
                 <w:szCs w:val="18"/>
               </w:rPr>
-              <w:t xml:space="preserve">Icon tròn 36x36px, màu nền phân biệt theo loại: Văn bản QPPL (xanh lá #38A169), Dự thảo (cam #DD6B20), Hỏi đáp (tím #805AD5), Tin bài (xanh #3182CE), Hệ thống (xám #718096). Icon SVG bên trong màu trắng.</w:t>
+              <w:t xml:space="preserve">biểu tượng tròn 36x36px, màu nền phân biệt theo loại: Văn bản QPPL (xanh lá #38A169), Dự thảo (cam #DD6B20), Hỏi đáp (tím #805AD5), Tin bài (xanh #3182CE), Hệ thống (xám #718096). biểu tượng SVG bên trong màu trắng.</w:t>
             </w:r>
           </w:p>
         </w:tc>
@@ -2351,7 +2351,7 @@
                 <w:sz w:val="18"/>
                 <w:szCs w:val="18"/>
               </w:rPr>
-              <w:t xml:space="preserve">Chấm tròn đặc màu xanh #3182CE, kích thước 8px, nằm bên trái icon. Hiển thị khi thông báo chưa đọc, ẩn khi đã đọc.</w:t>
+              <w:t xml:space="preserve">Chấm tròn đặc màu xanh #3182CE, kích thước 8px, nằm bên trái biểu tượng. Hiển thị khi thông báo chưa đọc, ẩn khi đã đọc.</w:t>
             </w:r>
           </w:p>
         </w:tc>
@@ -2771,7 +2771,7 @@
                 <w:sz w:val="18"/>
                 <w:szCs w:val="18"/>
               </w:rPr>
-              <w:t xml:space="preserve">Thời gian từ lúc nhận: "Vừa xong" (&lt; 1 phút), "X phút trước" (&lt; 1 giờ), "X giờ trước" (&lt; 24 giờ), "Hôm qua" (1 ngày), "X ngày trước" (&lt; 7 ngày), ngày cụ thể "DD/MM/YYYY" (≥ 7 ngày). Tooltip hover hiển thị thời gian đầy đủ.</w:t>
+              <w:t xml:space="preserve">Thời gian từ lúc nhận: "Vừa xong" (&lt; 1 phút), "X phút trước" (&lt; 1 giờ), "X giờ trước" (&lt; 24 giờ), "Hôm qua" (1 ngày), "X ngày trước" (&lt; 7 ngày), ngày cụ thể "DD/MM/YYYY" (≥ 7 ngày). Tooltip rê chuột hiển thị thời gian đầy đủ.</w:t>
             </w:r>
           </w:p>
         </w:tc>
@@ -2876,7 +2876,7 @@
                 <w:sz w:val="18"/>
                 <w:szCs w:val="18"/>
               </w:rPr>
-              <w:t xml:space="preserve">Icon ngôi sao ⭐ bên phải row. Màu vàng #ECC94B khi đã đánh dấu quan trọng, màu xám #CBD5E0 khi chưa. Hover hiển thị. Click toggle trạng thái (UC207).</w:t>
+              <w:t xml:space="preserve">biểu tượng ngôi sao ⭐ bên phải row. Màu vàng #ECC94B khi đã đánh dấu quan trọng, màu xám #CBD5E0 khi chưa. rê chuột hiển thị. Click toggle trạng thái (UC207).</w:t>
             </w:r>
           </w:p>
         </w:tc>
@@ -2981,7 +2981,7 @@
                 <w:sz w:val="18"/>
                 <w:szCs w:val="18"/>
               </w:rPr>
-              <w:t xml:space="preserve">Nút ba chấm "..." xuất hiện khi hover vào row (góc phải). Click mở dropdown menu với các action: "Đánh dấu đã đọc/chưa đọc", "Đánh dấu quan trọng/bỏ quan trọng", "Xóa thông báo".</w:t>
+              <w:t xml:space="preserve">Nút ba chấm "..." xuất hiện khi rê chuột vào row (góc phải). Click mở danh sách thả xuống menu với các action: "Đánh dấu đã đọc/chưa đọc", "Đánh dấu quan trọng/bỏ quan trọng", "Xóa thông báo".</w:t>
             </w:r>
           </w:p>
         </w:tc>
@@ -3086,7 +3086,7 @@
                 <w:sz w:val="18"/>
                 <w:szCs w:val="18"/>
               </w:rPr>
-              <w:t xml:space="preserve">Nền trắng #FFFFFF khi đã đọc, nền xanh nhạt #EBF8FF khi chưa đọc. Hover: nền xám nhạt #F7FAFC. Transition màu 0.15s.</w:t>
+              <w:t xml:space="preserve">Nền trắng #FFFFFF khi đã đọc, nền xanh nhạt #EBF8FF khi chưa đọc. rê chuột: nền xám nhạt #F7FAFC. Transition màu 0.15s.</w:t>
             </w:r>
           </w:p>
         </w:tc>
@@ -3400,7 +3400,7 @@
                 <w:sz w:val="18"/>
                 <w:szCs w:val="18"/>
               </w:rPr>
-              <w:t xml:space="preserve">Hover vào row: hiện checkbox, hiện nút sao, hiện nút "...", nền chuyển xám nhạt. Smooth transition.</w:t>
+              <w:t xml:space="preserve">rê chuột vào row: hiện hộp kiểm, hiện nút sao, hiện nút "...", nền chuyển xám nhạt. Smooth transition.</w:t>
             </w:r>
           </w:p>
         </w:tc>
@@ -3485,7 +3485,7 @@
                 <w:sz w:val="18"/>
                 <w:szCs w:val="18"/>
               </w:rPr>
-              <w:t xml:space="preserve">Click icon sao → toggle màu (xám ↔ vàng) → gọi API → cập nhật tab "Quan trọng" → toast nhỏ "Đã đánh dấu quan trọng" / "Đã bỏ đánh dấu quan trọng".</w:t>
+              <w:t xml:space="preserve">Click biểu tượng sao → toggle màu (xám ↔ vàng) → gọi API → cập nhật tab "Quan trọng" → thông báo nhỏ nhỏ "Đã đánh dấu quan trọng" / "Đã bỏ đánh dấu quan trọng".</w:t>
             </w:r>
           </w:p>
         </w:tc>
@@ -3570,7 +3570,7 @@
                 <w:sz w:val="18"/>
                 <w:szCs w:val="18"/>
               </w:rPr>
-              <w:t xml:space="preserve">Click "..." → dropdown 3 action: Mark read/unread, Toggle quan trọng, Xóa. Mỗi action gọi API tương ứng và cập nhật UI ngay lập tức.</w:t>
+              <w:t xml:space="preserve">Click "..." → danh sách thả xuống 3 action: Mark read/unread, Toggle quan trọng, Xóa. Mỗi action gọi API tương ứng và cập nhật UI ngay lập tức.</w:t>
             </w:r>
           </w:p>
         </w:tc>
@@ -3629,7 +3629,7 @@
     </w:p>
     <w:p>
       <w:r>
-        <w:t xml:space="preserve">Sidebar bên trái trang thông báo, hiển thị thống kê nhanh và các shortcut lọc theo loại thông báo. Trên mobile, sidebar này thu gọn thành nút "Lọc" mở drawer.</w:t>
+        <w:t xml:space="preserve">thanh bên bên trái trang thông báo, hiển thị thống kê nhanh và các shortcut lọc theo loại thông báo. Trên mobile, thanh bên này thu gọn thành nút "Lọc" mở drawer.</w:t>
       </w:r>
     </w:p>
     <w:p>
@@ -4000,7 +4000,7 @@
                 <w:sz w:val="18"/>
                 <w:szCs w:val="18"/>
               </w:rPr>
-              <w:t xml:space="preserve">Danh sách checkbox: ☐ Văn bản QPPL (X), ☐ Dự thảo (X), ☐ Hỏi đáp (X), ☐ Tin bài (X), ☐ Hệ thống (X). Số trong ngoặc là số lượng thông báo loại đó.</w:t>
+              <w:t xml:space="preserve">Danh sách hộp kiểm: ☐ Văn bản QPPL (X), ☐ Dự thảo (X), ☐ Hỏi đáp (X), ☐ Tin bài (X), ☐ Hệ thống (X). Số trong ngoặc là số lượng thông báo loại đó.</w:t>
             </w:r>
           </w:p>
         </w:tc>
@@ -4210,7 +4210,7 @@
                 <w:sz w:val="18"/>
                 <w:szCs w:val="18"/>
               </w:rPr>
-              <w:t xml:space="preserve">Nút "Áp dụng" màu xanh, áp dụng bộ lọc đã chọn. Nút "Xóa bộ lọc" dạng link để reset về mặc định.</w:t>
+              <w:t xml:space="preserve">Nút "Áp dụng" màu xanh, áp dụng bộ lọc đã chọn. Nút "Xóa bộ lọc" dạng liên kết để reset về mặc định.</w:t>
             </w:r>
           </w:p>
         </w:tc>
@@ -4315,7 +4315,7 @@
                 <w:sz w:val="18"/>
                 <w:szCs w:val="18"/>
               </w:rPr>
-              <w:t xml:space="preserve">Link ở cuối sidebar "⚙️ Cài đặt thông báo" dẫn đến trang UC212-216.</w:t>
+              <w:t xml:space="preserve">liên kết ở cuối thanh bên "⚙️ Cài đặt thông báo" dẫn đến trang UC212-216.</w:t>
             </w:r>
           </w:p>
         </w:tc>
@@ -4629,7 +4629,7 @@
                 <w:sz w:val="18"/>
                 <w:szCs w:val="18"/>
               </w:rPr>
-              <w:t xml:space="preserve">Chọn khoảng thời gian → danh sách chỉ hiển thị thông báo trong khoảng thời gian đó. Khi chọn "Tùy chọn" hiện 2 input date picker: "Từ ngày" và "Đến ngày".</w:t>
+              <w:t xml:space="preserve">Chọn khoảng thời gian → danh sách chỉ hiển thị thông báo trong khoảng thời gian đó. Khi chọn "Tùy chọn" hiện 2 input bộ chọn ngày: "Từ ngày" và "Đến ngày".</w:t>
             </w:r>
           </w:p>
         </w:tc>
@@ -4714,7 +4714,7 @@
                 <w:sz w:val="18"/>
                 <w:szCs w:val="18"/>
               </w:rPr>
-              <w:t xml:space="preserve">Trên màn hình mobile (&lt; 768px), sidebar ẩn, thay bằng nút "Lọc" + "Sắp xếp" trên thanh công cụ. Click "Lọc" mở drawer từ dưới lên (bottom sheet).</w:t>
+              <w:t xml:space="preserve">Trên màn hình mobile (&lt; 768px), thanh bên ẩn, thay bằng nút "Lọc" + "Sắp xếp" trên thanh công cụ. Click "Lọc" mở drawer từ dưới lên (bottom sheet).</w:t>
             </w:r>
           </w:p>
         </w:tc>
